--- a/documentation/HORIZON_GRID_PROVIDER_GUIDE.docx
+++ b/documentation/HORIZON_GRID_PROVIDER_GUIDE.docx
@@ -70,7 +70,7 @@
       </w:r>
       <w:r>
         <w:rPr/>
-        <w:t xml:space="preserve"> 0.1.0</w:t>
+        <w:t xml:space="preserve"> 0.2.3</w:t>
       </w:r>
     </w:p>
     <w:p>
@@ -85,7 +85,7 @@
       </w:r>
       <w:r>
         <w:rPr/>
-        <w:t xml:space="preserve"> 2026-08-17</w:t>
+        <w:t xml:space="preserve"> 2026-08-20</w:t>
       </w:r>
     </w:p>
     <w:p>
@@ -1246,12 +1246,12 @@
           <wp:inline distB="0" distL="0" distR="0" distT="0">
             <wp:extent cx="6629400" cy="24418290"/>
             <wp:effectExtent b="0" l="0" r="0" t="0"/>
-            <wp:docPr id="2" name="image-OcqQsGnTUJOakp8dy7Rsm.png"/>
+            <wp:docPr id="2" name="image-_Km5Yt2Umrq_hpnw2wj7K.png"/>
             <a:graphic>
               <a:graphicData uri="http://schemas.openxmlformats.org/drawingml/2006/picture">
                 <pic:pic>
                   <pic:nvPicPr>
-                    <pic:cNvPr id="2" name="image-OcqQsGnTUJOakp8dy7Rsm.png" descr="Figure 1"/>
+                    <pic:cNvPr id="2" name="image-_Km5Yt2Umrq_hpnw2wj7K.png" descr="Figure 1"/>
                     <pic:cNvPicPr/>
                   </pic:nvPicPr>
                   <pic:blipFill>

--- a/documentation/HORIZON_GRID_PROVIDER_GUIDE.docx
+++ b/documentation/HORIZON_GRID_PROVIDER_GUIDE.docx
@@ -70,7 +70,7 @@
       </w:r>
       <w:r>
         <w:rPr/>
-        <w:t xml:space="preserve"> 0.2.3</w:t>
+        <w:t xml:space="preserve"> 0.2.4</w:t>
       </w:r>
     </w:p>
     <w:p>
@@ -85,7 +85,7 @@
       </w:r>
       <w:r>
         <w:rPr/>
-        <w:t xml:space="preserve"> 2026-08-20</w:t>
+        <w:t xml:space="preserve"> 2026-08-21</w:t>
       </w:r>
     </w:p>
     <w:p>
@@ -1246,12 +1246,12 @@
           <wp:inline distB="0" distL="0" distR="0" distT="0">
             <wp:extent cx="6629400" cy="24418290"/>
             <wp:effectExtent b="0" l="0" r="0" t="0"/>
-            <wp:docPr id="2" name="image-_Km5Yt2Umrq_hpnw2wj7K.png"/>
+            <wp:docPr id="2" name="image-O0q7fJWOSYJVwsamXS-Dt.png"/>
             <a:graphic>
               <a:graphicData uri="http://schemas.openxmlformats.org/drawingml/2006/picture">
                 <pic:pic>
                   <pic:nvPicPr>
-                    <pic:cNvPr id="2" name="image-_Km5Yt2Umrq_hpnw2wj7K.png" descr="Figure 1"/>
+                    <pic:cNvPr id="2" name="image-O0q7fJWOSYJVwsamXS-Dt.png" descr="Figure 1"/>
                     <pic:cNvPicPr/>
                   </pic:nvPicPr>
                   <pic:blipFill>

--- a/documentation/HORIZON_GRID_PROVIDER_GUIDE.docx
+++ b/documentation/HORIZON_GRID_PROVIDER_GUIDE.docx
@@ -70,7 +70,7 @@
       </w:r>
       <w:r>
         <w:rPr/>
-        <w:t xml:space="preserve"> 0.2.4</w:t>
+        <w:t xml:space="preserve"> 0.2.5</w:t>
       </w:r>
     </w:p>
     <w:p>
@@ -85,7 +85,7 @@
       </w:r>
       <w:r>
         <w:rPr/>
-        <w:t xml:space="preserve"> 2026-08-21</w:t>
+        <w:t xml:space="preserve"> 2026-08-23</w:t>
       </w:r>
     </w:p>
     <w:p>
@@ -1246,12 +1246,12 @@
           <wp:inline distB="0" distL="0" distR="0" distT="0">
             <wp:extent cx="6629400" cy="24418290"/>
             <wp:effectExtent b="0" l="0" r="0" t="0"/>
-            <wp:docPr id="2" name="image-O0q7fJWOSYJVwsamXS-Dt.png"/>
+            <wp:docPr id="2" name="image-WGfxNLVHBgXLmDxzDcQcu.png"/>
             <a:graphic>
               <a:graphicData uri="http://schemas.openxmlformats.org/drawingml/2006/picture">
                 <pic:pic>
                   <pic:nvPicPr>
-                    <pic:cNvPr id="2" name="image-O0q7fJWOSYJVwsamXS-Dt.png" descr="Figure 1"/>
+                    <pic:cNvPr id="2" name="image-WGfxNLVHBgXLmDxzDcQcu.png" descr="Figure 1"/>
                     <pic:cNvPicPr/>
                   </pic:nvPicPr>
                   <pic:blipFill>
